--- a/itinerary/thailand/Quotation_Couples_Choice_Bangkok_and_Pattaya_5D_4N.docx
+++ b/itinerary/thailand/Quotation_Couples_Choice_Bangkok_and_Pattaya_5D_4N.docx
@@ -8,6 +8,8 @@
           <w:lang w:val="en-US"/>
         </w:rPr>
       </w:pPr>
+      <w:bookmarkStart w:id="0" w:name="_GoBack"/>
+      <w:bookmarkEnd w:id="0"/>
     </w:p>
     <w:p>
       <w:pPr>
@@ -91,7 +93,6 @@
           <w:lang w:val="en-US"/>
         </w:rPr>
       </w:pPr>
-      <w:proofErr w:type="spellStart"/>
       <w:r>
         <w:rPr>
           <w:b/>
@@ -102,20 +103,7 @@
           <w:u w:val="single"/>
           <w:lang w:val="en-US"/>
         </w:rPr>
-        <w:t>Daywise</w:t>
-      </w:r>
-      <w:proofErr w:type="spellEnd"/>
-      <w:r>
-        <w:rPr>
-          <w:b/>
-          <w:bCs/>
-          <w:color w:val="auto"/>
-          <w:sz w:val="32"/>
-          <w:szCs w:val="32"/>
-          <w:u w:val="single"/>
-          <w:lang w:val="en-US"/>
-        </w:rPr>
-        <w:t xml:space="preserve"> Itinerary</w:t>
+        <w:t>Quotation</w:t>
       </w:r>
     </w:p>
     <w:p>
@@ -124,21 +112,91 @@
           <w:lang w:val="en-US"/>
         </w:rPr>
       </w:pPr>
+    </w:p>
+    <w:p>
+      <w:pPr>
+        <w:rPr>
+          <w:lang w:val="en-US"/>
+        </w:rPr>
+      </w:pPr>
+      <w:r>
+        <w:rPr>
+          <w:lang w:val="en-US"/>
+        </w:rPr>
+        <w:t xml:space="preserve">Travel date </w:t>
+      </w:r>
+      <w:r>
+        <w:rPr>
+          <w:lang w:val="en-US"/>
+        </w:rPr>
+        <w:t>–</w:t>
+      </w:r>
+      <w:r>
+        <w:rPr>
+          <w:lang w:val="en-US"/>
+        </w:rPr>
+        <w:t xml:space="preserve"> </w:t>
+      </w:r>
+      <w:r>
+        <w:rPr>
+          <w:lang w:val="en-US"/>
+        </w:rPr>
+        <w:t>11</w:t>
+      </w:r>
+      <w:r>
+        <w:rPr>
+          <w:vertAlign w:val="superscript"/>
+          <w:lang w:val="en-US"/>
+        </w:rPr>
+        <w:t>th</w:t>
+      </w:r>
+      <w:r>
+        <w:rPr>
+          <w:lang w:val="en-US"/>
+        </w:rPr>
+        <w:t xml:space="preserve"> Jan – 17</w:t>
+      </w:r>
+      <w:r>
+        <w:rPr>
+          <w:vertAlign w:val="superscript"/>
+          <w:lang w:val="en-US"/>
+        </w:rPr>
+        <w:t>th</w:t>
+      </w:r>
+      <w:r>
+        <w:rPr>
+          <w:lang w:val="en-US"/>
+        </w:rPr>
+        <w:t xml:space="preserve"> Jan 2025</w:t>
+      </w:r>
+    </w:p>
+    <w:p>
+      <w:pPr>
+        <w:rPr>
+          <w:lang w:val="en-US"/>
+        </w:rPr>
+      </w:pPr>
+      <w:r>
+        <w:rPr>
+          <w:lang w:val="en-US"/>
+        </w:rPr>
+        <w:t>No of people –</w:t>
+      </w:r>
     </w:p>
     <w:tbl>
       <w:tblPr>
         <w:tblStyle w:val="TableGrid"/>
-        <w:tblW w:w="9194" w:type="dxa"/>
+        <w:tblW w:w="8993" w:type="dxa"/>
         <w:jc w:val="center"/>
         <w:tblLook w:val="04A0" w:firstRow="1" w:lastRow="0" w:firstColumn="1" w:lastColumn="0" w:noHBand="0" w:noVBand="1"/>
       </w:tblPr>
       <w:tblGrid>
-        <w:gridCol w:w="1446"/>
-        <w:gridCol w:w="1516"/>
-        <w:gridCol w:w="1484"/>
-        <w:gridCol w:w="1756"/>
-        <w:gridCol w:w="1492"/>
-        <w:gridCol w:w="1500"/>
+        <w:gridCol w:w="2416"/>
+        <w:gridCol w:w="1298"/>
+        <w:gridCol w:w="1080"/>
+        <w:gridCol w:w="1722"/>
+        <w:gridCol w:w="1174"/>
+        <w:gridCol w:w="1303"/>
       </w:tblGrid>
       <w:tr>
         <w:trPr>
@@ -147,7 +205,7 @@
         </w:trPr>
         <w:tc>
           <w:tcPr>
-            <w:tcW w:w="1446" w:type="dxa"/>
+            <w:tcW w:w="2416" w:type="dxa"/>
             <w:shd w:val="clear" w:color="auto" w:fill="FFD966" w:themeFill="accent4" w:themeFillTint="99"/>
           </w:tcPr>
           <w:p>
@@ -164,13 +222,13 @@
                 <w:bCs/>
                 <w:lang w:val="en-US"/>
               </w:rPr>
-              <w:t>Day</w:t>
-            </w:r>
-          </w:p>
-        </w:tc>
-        <w:tc>
-          <w:tcPr>
-            <w:tcW w:w="1516" w:type="dxa"/>
+              <w:t>Check in date</w:t>
+            </w:r>
+          </w:p>
+        </w:tc>
+        <w:tc>
+          <w:tcPr>
+            <w:tcW w:w="1298" w:type="dxa"/>
             <w:shd w:val="clear" w:color="auto" w:fill="FFD966" w:themeFill="accent4" w:themeFillTint="99"/>
           </w:tcPr>
           <w:p>
@@ -187,13 +245,13 @@
                 <w:bCs/>
                 <w:lang w:val="en-US"/>
               </w:rPr>
-              <w:t>Itinerary</w:t>
-            </w:r>
-          </w:p>
-        </w:tc>
-        <w:tc>
-          <w:tcPr>
-            <w:tcW w:w="1484" w:type="dxa"/>
+              <w:t>Checkout date</w:t>
+            </w:r>
+          </w:p>
+        </w:tc>
+        <w:tc>
+          <w:tcPr>
+            <w:tcW w:w="1080" w:type="dxa"/>
             <w:shd w:val="clear" w:color="auto" w:fill="FFD966" w:themeFill="accent4" w:themeFillTint="99"/>
           </w:tcPr>
           <w:p>
@@ -210,13 +268,13 @@
                 <w:bCs/>
                 <w:lang w:val="en-US"/>
               </w:rPr>
-              <w:t>Transfer</w:t>
-            </w:r>
-          </w:p>
-        </w:tc>
-        <w:tc>
-          <w:tcPr>
-            <w:tcW w:w="1756" w:type="dxa"/>
+              <w:t>No of nights</w:t>
+            </w:r>
+          </w:p>
+        </w:tc>
+        <w:tc>
+          <w:tcPr>
+            <w:tcW w:w="1722" w:type="dxa"/>
             <w:shd w:val="clear" w:color="auto" w:fill="FFD966" w:themeFill="accent4" w:themeFillTint="99"/>
           </w:tcPr>
           <w:p>
@@ -239,7 +297,7 @@
         </w:tc>
         <w:tc>
           <w:tcPr>
-            <w:tcW w:w="1492" w:type="dxa"/>
+            <w:tcW w:w="1174" w:type="dxa"/>
             <w:shd w:val="clear" w:color="auto" w:fill="FFD966" w:themeFill="accent4" w:themeFillTint="99"/>
           </w:tcPr>
           <w:p>
@@ -256,13 +314,13 @@
                 <w:bCs/>
                 <w:lang w:val="en-US"/>
               </w:rPr>
-              <w:t>Meal</w:t>
-            </w:r>
-          </w:p>
-        </w:tc>
-        <w:tc>
-          <w:tcPr>
-            <w:tcW w:w="1500" w:type="dxa"/>
+              <w:t>No. of Rooms</w:t>
+            </w:r>
+          </w:p>
+        </w:tc>
+        <w:tc>
+          <w:tcPr>
+            <w:tcW w:w="1303" w:type="dxa"/>
             <w:shd w:val="clear" w:color="auto" w:fill="FFD966" w:themeFill="accent4" w:themeFillTint="99"/>
           </w:tcPr>
           <w:p>
@@ -279,19 +337,19 @@
                 <w:bCs/>
                 <w:lang w:val="en-US"/>
               </w:rPr>
-              <w:t>Activity</w:t>
+              <w:t>Hotel Category</w:t>
             </w:r>
           </w:p>
         </w:tc>
       </w:tr>
       <w:tr>
         <w:trPr>
-          <w:trHeight w:val="1440"/>
+          <w:trHeight w:val="737"/>
           <w:jc w:val="center"/>
         </w:trPr>
         <w:tc>
           <w:tcPr>
-            <w:tcW w:w="1446" w:type="dxa"/>
+            <w:tcW w:w="2416" w:type="dxa"/>
             <w:shd w:val="clear" w:color="auto" w:fill="FFF2CC" w:themeFill="accent4" w:themeFillTint="33"/>
           </w:tcPr>
           <w:p>
@@ -304,13 +362,26 @@
               <w:rPr>
                 <w:lang w:val="en-US"/>
               </w:rPr>
-              <w:t>1</w:t>
-            </w:r>
-          </w:p>
-        </w:tc>
-        <w:tc>
-          <w:tcPr>
-            <w:tcW w:w="1516" w:type="dxa"/>
+              <w:t>11</w:t>
+            </w:r>
+            <w:r>
+              <w:rPr>
+                <w:vertAlign w:val="superscript"/>
+                <w:lang w:val="en-US"/>
+              </w:rPr>
+              <w:t>th</w:t>
+            </w:r>
+            <w:r>
+              <w:rPr>
+                <w:lang w:val="en-US"/>
+              </w:rPr>
+              <w:t xml:space="preserve"> Jan 2025</w:t>
+            </w:r>
+          </w:p>
+        </w:tc>
+        <w:tc>
+          <w:tcPr>
+            <w:tcW w:w="1298" w:type="dxa"/>
             <w:shd w:val="clear" w:color="auto" w:fill="FFF2CC" w:themeFill="accent4" w:themeFillTint="33"/>
           </w:tcPr>
           <w:p>
@@ -323,39 +394,84 @@
               <w:rPr>
                 <w:lang w:val="en-US"/>
               </w:rPr>
-              <w:t>Bangkok Airport</w:t>
-            </w:r>
-            <w:r>
-              <w:rPr>
-                <w:lang w:val="en-US"/>
-              </w:rPr>
-              <w:t xml:space="preserve"> </w:t>
-            </w:r>
-            <w:r>
-              <w:rPr>
-                <w:lang w:val="en-US"/>
-              </w:rPr>
-              <w:t xml:space="preserve">(BKK) to </w:t>
+              <w:t>13</w:t>
+            </w:r>
+            <w:r>
+              <w:rPr>
+                <w:vertAlign w:val="superscript"/>
+                <w:lang w:val="en-US"/>
+              </w:rPr>
+              <w:t>th</w:t>
+            </w:r>
+            <w:r>
+              <w:rPr>
+                <w:lang w:val="en-US"/>
+              </w:rPr>
+              <w:t xml:space="preserve"> Jan</w:t>
+            </w:r>
+            <w:r>
+              <w:rPr>
+                <w:lang w:val="en-US"/>
+              </w:rPr>
+              <w:t xml:space="preserve"> 2025</w:t>
+            </w:r>
+          </w:p>
+        </w:tc>
+        <w:tc>
+          <w:tcPr>
+            <w:tcW w:w="1080" w:type="dxa"/>
+            <w:shd w:val="clear" w:color="auto" w:fill="FFF2CC" w:themeFill="accent4" w:themeFillTint="33"/>
+          </w:tcPr>
+          <w:p>
+            <w:pPr>
+              <w:rPr>
+                <w:lang w:val="en-US"/>
+              </w:rPr>
+            </w:pPr>
+            <w:r>
+              <w:rPr>
+                <w:lang w:val="en-US"/>
+              </w:rPr>
+              <w:t>2</w:t>
+            </w:r>
+          </w:p>
+        </w:tc>
+        <w:tc>
+          <w:tcPr>
+            <w:tcW w:w="1722" w:type="dxa"/>
+            <w:shd w:val="clear" w:color="auto" w:fill="FFF2CC" w:themeFill="accent4" w:themeFillTint="33"/>
+          </w:tcPr>
+          <w:p>
+            <w:pPr>
+              <w:rPr>
+                <w:lang w:val="en-US"/>
+              </w:rPr>
+            </w:pPr>
+            <w:r>
+              <w:rPr>
+                <w:lang w:val="en-US"/>
+              </w:rPr>
+              <w:t xml:space="preserve">The </w:t>
             </w:r>
             <w:proofErr w:type="spellStart"/>
             <w:r>
               <w:rPr>
                 <w:lang w:val="en-US"/>
               </w:rPr>
-              <w:t>Pattaya</w:t>
+              <w:t>Ecotel</w:t>
             </w:r>
             <w:proofErr w:type="spellEnd"/>
             <w:r>
               <w:rPr>
                 <w:lang w:val="en-US"/>
               </w:rPr>
-              <w:t xml:space="preserve"> Hotel Transfer</w:t>
-            </w:r>
-          </w:p>
-        </w:tc>
-        <w:tc>
-          <w:tcPr>
-            <w:tcW w:w="1484" w:type="dxa"/>
+              <w:t xml:space="preserve"> Hotel Bangkok</w:t>
+            </w:r>
+          </w:p>
+        </w:tc>
+        <w:tc>
+          <w:tcPr>
+            <w:tcW w:w="1174" w:type="dxa"/>
             <w:shd w:val="clear" w:color="auto" w:fill="FFF2CC" w:themeFill="accent4" w:themeFillTint="33"/>
           </w:tcPr>
           <w:p>
@@ -368,13 +484,13 @@
               <w:rPr>
                 <w:lang w:val="en-US"/>
               </w:rPr>
-              <w:t>Private</w:t>
-            </w:r>
-          </w:p>
-        </w:tc>
-        <w:tc>
-          <w:tcPr>
-            <w:tcW w:w="1756" w:type="dxa"/>
+              <w:t>1 (Double sharing)</w:t>
+            </w:r>
+          </w:p>
+        </w:tc>
+        <w:tc>
+          <w:tcPr>
+            <w:tcW w:w="1303" w:type="dxa"/>
             <w:shd w:val="clear" w:color="auto" w:fill="FFF2CC" w:themeFill="accent4" w:themeFillTint="33"/>
           </w:tcPr>
           <w:p>
@@ -387,65 +503,19 @@
               <w:rPr>
                 <w:lang w:val="en-US"/>
               </w:rPr>
-              <w:t xml:space="preserve">Hotel at </w:t>
-            </w:r>
-            <w:proofErr w:type="spellStart"/>
-            <w:r>
-              <w:rPr>
-                <w:lang w:val="en-US"/>
-              </w:rPr>
-              <w:t>Pattaya</w:t>
-            </w:r>
-            <w:proofErr w:type="spellEnd"/>
-          </w:p>
-        </w:tc>
-        <w:tc>
-          <w:tcPr>
-            <w:tcW w:w="1492" w:type="dxa"/>
-            <w:shd w:val="clear" w:color="auto" w:fill="FFF2CC" w:themeFill="accent4" w:themeFillTint="33"/>
-          </w:tcPr>
-          <w:p>
-            <w:pPr>
-              <w:rPr>
-                <w:lang w:val="en-US"/>
-              </w:rPr>
-            </w:pPr>
-            <w:r>
-              <w:rPr>
-                <w:lang w:val="en-US"/>
-              </w:rPr>
-              <w:t>-</w:t>
-            </w:r>
-          </w:p>
-        </w:tc>
-        <w:tc>
-          <w:tcPr>
-            <w:tcW w:w="1500" w:type="dxa"/>
-            <w:shd w:val="clear" w:color="auto" w:fill="FFF2CC" w:themeFill="accent4" w:themeFillTint="33"/>
-          </w:tcPr>
-          <w:p>
-            <w:pPr>
-              <w:rPr>
-                <w:lang w:val="en-US"/>
-              </w:rPr>
-            </w:pPr>
-            <w:r>
-              <w:rPr>
-                <w:lang w:val="en-US"/>
-              </w:rPr>
-              <w:t>Alcazar Show</w:t>
+              <w:t>3 star</w:t>
             </w:r>
           </w:p>
         </w:tc>
       </w:tr>
       <w:tr>
         <w:trPr>
-          <w:trHeight w:val="2023"/>
+          <w:trHeight w:val="638"/>
           <w:jc w:val="center"/>
         </w:trPr>
         <w:tc>
           <w:tcPr>
-            <w:tcW w:w="1446" w:type="dxa"/>
+            <w:tcW w:w="2416" w:type="dxa"/>
             <w:shd w:val="clear" w:color="auto" w:fill="FFE599" w:themeFill="accent4" w:themeFillTint="66"/>
           </w:tcPr>
           <w:p>
@@ -458,13 +528,77 @@
               <w:rPr>
                 <w:lang w:val="en-US"/>
               </w:rPr>
+              <w:t>13</w:t>
+            </w:r>
+            <w:r>
+              <w:rPr>
+                <w:vertAlign w:val="superscript"/>
+                <w:lang w:val="en-US"/>
+              </w:rPr>
+              <w:t>th</w:t>
+            </w:r>
+            <w:r>
+              <w:rPr>
+                <w:lang w:val="en-US"/>
+              </w:rPr>
+              <w:t xml:space="preserve"> Jan 2025</w:t>
+            </w:r>
+          </w:p>
+        </w:tc>
+        <w:tc>
+          <w:tcPr>
+            <w:tcW w:w="1298" w:type="dxa"/>
+            <w:shd w:val="clear" w:color="auto" w:fill="FFE599" w:themeFill="accent4" w:themeFillTint="66"/>
+          </w:tcPr>
+          <w:p>
+            <w:pPr>
+              <w:rPr>
+                <w:lang w:val="en-US"/>
+              </w:rPr>
+            </w:pPr>
+            <w:r>
+              <w:rPr>
+                <w:lang w:val="en-US"/>
+              </w:rPr>
+              <w:t>15</w:t>
+            </w:r>
+            <w:r>
+              <w:rPr>
+                <w:vertAlign w:val="superscript"/>
+                <w:lang w:val="en-US"/>
+              </w:rPr>
+              <w:t>th</w:t>
+            </w:r>
+            <w:r>
+              <w:rPr>
+                <w:lang w:val="en-US"/>
+              </w:rPr>
+              <w:t xml:space="preserve"> Jan 2025</w:t>
+            </w:r>
+          </w:p>
+        </w:tc>
+        <w:tc>
+          <w:tcPr>
+            <w:tcW w:w="1080" w:type="dxa"/>
+            <w:shd w:val="clear" w:color="auto" w:fill="FFE599" w:themeFill="accent4" w:themeFillTint="66"/>
+          </w:tcPr>
+          <w:p>
+            <w:pPr>
+              <w:rPr>
+                <w:lang w:val="en-US"/>
+              </w:rPr>
+            </w:pPr>
+            <w:r>
+              <w:rPr>
+                <w:lang w:val="en-US"/>
+              </w:rPr>
               <w:t>2</w:t>
             </w:r>
           </w:p>
         </w:tc>
         <w:tc>
           <w:tcPr>
-            <w:tcW w:w="1516" w:type="dxa"/>
+            <w:tcW w:w="1722" w:type="dxa"/>
             <w:shd w:val="clear" w:color="auto" w:fill="FFE599" w:themeFill="accent4" w:themeFillTint="66"/>
           </w:tcPr>
           <w:p>
@@ -477,13 +611,27 @@
               <w:rPr>
                 <w:lang w:val="en-US"/>
               </w:rPr>
-              <w:t>Half Day Coral Island Tour</w:t>
-            </w:r>
-          </w:p>
-        </w:tc>
-        <w:tc>
-          <w:tcPr>
-            <w:tcW w:w="1484" w:type="dxa"/>
+              <w:t xml:space="preserve">B2 </w:t>
+            </w:r>
+            <w:proofErr w:type="spellStart"/>
+            <w:r>
+              <w:rPr>
+                <w:lang w:val="en-US"/>
+              </w:rPr>
+              <w:t>Krabi</w:t>
+            </w:r>
+            <w:proofErr w:type="spellEnd"/>
+            <w:r>
+              <w:rPr>
+                <w:lang w:val="en-US"/>
+              </w:rPr>
+              <w:t xml:space="preserve"> Premier Resort </w:t>
+            </w:r>
+          </w:p>
+        </w:tc>
+        <w:tc>
+          <w:tcPr>
+            <w:tcW w:w="1174" w:type="dxa"/>
             <w:shd w:val="clear" w:color="auto" w:fill="FFE599" w:themeFill="accent4" w:themeFillTint="66"/>
           </w:tcPr>
           <w:p>
@@ -496,13 +644,19 @@
               <w:rPr>
                 <w:lang w:val="en-US"/>
               </w:rPr>
-              <w:t>SIC</w:t>
-            </w:r>
-          </w:p>
-        </w:tc>
-        <w:tc>
-          <w:tcPr>
-            <w:tcW w:w="1756" w:type="dxa"/>
+              <w:t xml:space="preserve">1 </w:t>
+            </w:r>
+            <w:r>
+              <w:rPr>
+                <w:lang w:val="en-US"/>
+              </w:rPr>
+              <w:t>(Double sharing)</w:t>
+            </w:r>
+          </w:p>
+        </w:tc>
+        <w:tc>
+          <w:tcPr>
+            <w:tcW w:w="1303" w:type="dxa"/>
             <w:shd w:val="clear" w:color="auto" w:fill="FFE599" w:themeFill="accent4" w:themeFillTint="66"/>
           </w:tcPr>
           <w:p>
@@ -515,53 +669,7 @@
               <w:rPr>
                 <w:lang w:val="en-US"/>
               </w:rPr>
-              <w:t xml:space="preserve">Hotel at </w:t>
-            </w:r>
-            <w:proofErr w:type="spellStart"/>
-            <w:r>
-              <w:rPr>
-                <w:lang w:val="en-US"/>
-              </w:rPr>
-              <w:t>Pattaya</w:t>
-            </w:r>
-            <w:proofErr w:type="spellEnd"/>
-          </w:p>
-        </w:tc>
-        <w:tc>
-          <w:tcPr>
-            <w:tcW w:w="1492" w:type="dxa"/>
-            <w:shd w:val="clear" w:color="auto" w:fill="FFE599" w:themeFill="accent4" w:themeFillTint="66"/>
-          </w:tcPr>
-          <w:p>
-            <w:pPr>
-              <w:rPr>
-                <w:lang w:val="en-US"/>
-              </w:rPr>
-            </w:pPr>
-            <w:r>
-              <w:rPr>
-                <w:lang w:val="en-US"/>
-              </w:rPr>
-              <w:t>Breakfast and lunch</w:t>
-            </w:r>
-          </w:p>
-        </w:tc>
-        <w:tc>
-          <w:tcPr>
-            <w:tcW w:w="1500" w:type="dxa"/>
-            <w:shd w:val="clear" w:color="auto" w:fill="FFE599" w:themeFill="accent4" w:themeFillTint="66"/>
-          </w:tcPr>
-          <w:p>
-            <w:pPr>
-              <w:rPr>
-                <w:lang w:val="en-US"/>
-              </w:rPr>
-            </w:pPr>
-            <w:r>
-              <w:rPr>
-                <w:lang w:val="en-US"/>
-              </w:rPr>
-              <w:t>Snorkeling is included. For other activities guests have to pay directly.</w:t>
+              <w:t>4 star</w:t>
             </w:r>
           </w:p>
         </w:tc>
@@ -573,169 +681,7 @@
         </w:trPr>
         <w:tc>
           <w:tcPr>
-            <w:tcW w:w="1446" w:type="dxa"/>
-            <w:shd w:val="clear" w:color="auto" w:fill="FFE599" w:themeFill="accent4" w:themeFillTint="66"/>
-          </w:tcPr>
-          <w:p>
-            <w:pPr>
-              <w:rPr>
-                <w:lang w:val="en-US"/>
-              </w:rPr>
-            </w:pPr>
-            <w:r>
-              <w:rPr>
-                <w:lang w:val="en-US"/>
-              </w:rPr>
-              <w:t>3</w:t>
-            </w:r>
-          </w:p>
-        </w:tc>
-        <w:tc>
-          <w:tcPr>
-            <w:tcW w:w="1516" w:type="dxa"/>
-            <w:shd w:val="clear" w:color="auto" w:fill="FFE599" w:themeFill="accent4" w:themeFillTint="66"/>
-          </w:tcPr>
-          <w:p>
-            <w:pPr>
-              <w:rPr>
-                <w:lang w:val="en-US"/>
-              </w:rPr>
-            </w:pPr>
-            <w:r>
-              <w:rPr>
-                <w:lang w:val="en-US"/>
-              </w:rPr>
-              <w:t>Tra</w:t>
-            </w:r>
-            <w:r>
-              <w:rPr>
-                <w:lang w:val="en-US"/>
-              </w:rPr>
-              <w:t xml:space="preserve">nsfer from </w:t>
-            </w:r>
-            <w:proofErr w:type="spellStart"/>
-            <w:r>
-              <w:rPr>
-                <w:lang w:val="en-US"/>
-              </w:rPr>
-              <w:t>Pattaya</w:t>
-            </w:r>
-            <w:proofErr w:type="spellEnd"/>
-            <w:r>
-              <w:rPr>
-                <w:lang w:val="en-US"/>
-              </w:rPr>
-              <w:t xml:space="preserve"> to Bangkok</w:t>
-            </w:r>
-          </w:p>
-        </w:tc>
-        <w:tc>
-          <w:tcPr>
-            <w:tcW w:w="1484" w:type="dxa"/>
-            <w:shd w:val="clear" w:color="auto" w:fill="FFE599" w:themeFill="accent4" w:themeFillTint="66"/>
-          </w:tcPr>
-          <w:p>
-            <w:pPr>
-              <w:rPr>
-                <w:lang w:val="en-US"/>
-              </w:rPr>
-            </w:pPr>
-            <w:r>
-              <w:rPr>
-                <w:lang w:val="en-US"/>
-              </w:rPr>
-              <w:t>Private</w:t>
-            </w:r>
-          </w:p>
-        </w:tc>
-        <w:tc>
-          <w:tcPr>
-            <w:tcW w:w="1756" w:type="dxa"/>
-            <w:shd w:val="clear" w:color="auto" w:fill="FFE599" w:themeFill="accent4" w:themeFillTint="66"/>
-          </w:tcPr>
-          <w:p>
-            <w:pPr>
-              <w:rPr>
-                <w:lang w:val="en-US"/>
-              </w:rPr>
-            </w:pPr>
-            <w:r>
-              <w:rPr>
-                <w:lang w:val="en-US"/>
-              </w:rPr>
-              <w:t>Hotel at Bangkok</w:t>
-            </w:r>
-          </w:p>
-        </w:tc>
-        <w:tc>
-          <w:tcPr>
-            <w:tcW w:w="1492" w:type="dxa"/>
-            <w:shd w:val="clear" w:color="auto" w:fill="FFE599" w:themeFill="accent4" w:themeFillTint="66"/>
-          </w:tcPr>
-          <w:p>
-            <w:pPr>
-              <w:rPr>
-                <w:lang w:val="en-US"/>
-              </w:rPr>
-            </w:pPr>
-            <w:r>
-              <w:rPr>
-                <w:lang w:val="en-US"/>
-              </w:rPr>
-              <w:t>Breakfast</w:t>
-            </w:r>
-          </w:p>
-        </w:tc>
-        <w:tc>
-          <w:tcPr>
-            <w:tcW w:w="1500" w:type="dxa"/>
-            <w:shd w:val="clear" w:color="auto" w:fill="FFE599" w:themeFill="accent4" w:themeFillTint="66"/>
-          </w:tcPr>
-          <w:p>
-            <w:pPr>
-              <w:rPr>
-                <w:lang w:val="en-US"/>
-              </w:rPr>
-            </w:pPr>
-            <w:proofErr w:type="spellStart"/>
-            <w:r>
-              <w:rPr>
-                <w:lang w:val="en-US"/>
-              </w:rPr>
-              <w:t>Enroute</w:t>
-            </w:r>
-            <w:proofErr w:type="spellEnd"/>
-            <w:r>
-              <w:rPr>
-                <w:lang w:val="en-US"/>
-              </w:rPr>
-              <w:t xml:space="preserve"> Sri </w:t>
-            </w:r>
-            <w:proofErr w:type="spellStart"/>
-            <w:r>
-              <w:rPr>
-                <w:lang w:val="en-US"/>
-              </w:rPr>
-              <w:t>Racha</w:t>
-            </w:r>
-            <w:proofErr w:type="spellEnd"/>
-            <w:r>
-              <w:rPr>
-                <w:lang w:val="en-US"/>
-              </w:rPr>
-              <w:t xml:space="preserve"> Tiger Zoo</w:t>
-            </w:r>
-          </w:p>
-        </w:tc>
-      </w:tr>
-      <w:tr>
-        <w:trPr>
-          <w:trHeight w:val="1731"/>
-          <w:jc w:val="center"/>
-        </w:trPr>
-        <w:tc>
-          <w:tcPr>
-            <w:tcW w:w="1446" w:type="dxa"/>
+            <w:tcW w:w="2416" w:type="dxa"/>
             <w:shd w:val="clear" w:color="auto" w:fill="FFF2CC" w:themeFill="accent4" w:themeFillTint="33"/>
           </w:tcPr>
           <w:p>
@@ -748,13 +694,26 @@
               <w:rPr>
                 <w:lang w:val="en-US"/>
               </w:rPr>
-              <w:t>4</w:t>
-            </w:r>
-          </w:p>
-        </w:tc>
-        <w:tc>
-          <w:tcPr>
-            <w:tcW w:w="1516" w:type="dxa"/>
+              <w:t>15</w:t>
+            </w:r>
+            <w:r>
+              <w:rPr>
+                <w:vertAlign w:val="superscript"/>
+                <w:lang w:val="en-US"/>
+              </w:rPr>
+              <w:t>th</w:t>
+            </w:r>
+            <w:r>
+              <w:rPr>
+                <w:lang w:val="en-US"/>
+              </w:rPr>
+              <w:t xml:space="preserve"> Jan 2025</w:t>
+            </w:r>
+          </w:p>
+        </w:tc>
+        <w:tc>
+          <w:tcPr>
+            <w:tcW w:w="1298" w:type="dxa"/>
             <w:shd w:val="clear" w:color="auto" w:fill="FFF2CC" w:themeFill="accent4" w:themeFillTint="33"/>
           </w:tcPr>
           <w:p>
@@ -767,13 +726,26 @@
               <w:rPr>
                 <w:lang w:val="en-US"/>
               </w:rPr>
-              <w:t>Full Day Safari World and Marine Park</w:t>
-            </w:r>
-          </w:p>
-        </w:tc>
-        <w:tc>
-          <w:tcPr>
-            <w:tcW w:w="1484" w:type="dxa"/>
+              <w:t>17</w:t>
+            </w:r>
+            <w:r>
+              <w:rPr>
+                <w:vertAlign w:val="superscript"/>
+                <w:lang w:val="en-US"/>
+              </w:rPr>
+              <w:t>th</w:t>
+            </w:r>
+            <w:r>
+              <w:rPr>
+                <w:lang w:val="en-US"/>
+              </w:rPr>
+              <w:t xml:space="preserve"> Jan 2025</w:t>
+            </w:r>
+          </w:p>
+        </w:tc>
+        <w:tc>
+          <w:tcPr>
+            <w:tcW w:w="1080" w:type="dxa"/>
             <w:shd w:val="clear" w:color="auto" w:fill="FFF2CC" w:themeFill="accent4" w:themeFillTint="33"/>
           </w:tcPr>
           <w:p>
@@ -786,13 +758,13 @@
               <w:rPr>
                 <w:lang w:val="en-US"/>
               </w:rPr>
-              <w:t>SIC</w:t>
-            </w:r>
-          </w:p>
-        </w:tc>
-        <w:tc>
-          <w:tcPr>
-            <w:tcW w:w="1756" w:type="dxa"/>
+              <w:t>2</w:t>
+            </w:r>
+          </w:p>
+        </w:tc>
+        <w:tc>
+          <w:tcPr>
+            <w:tcW w:w="1722" w:type="dxa"/>
             <w:shd w:val="clear" w:color="auto" w:fill="FFF2CC" w:themeFill="accent4" w:themeFillTint="33"/>
           </w:tcPr>
           <w:p>
@@ -805,13 +777,13 @@
               <w:rPr>
                 <w:lang w:val="en-US"/>
               </w:rPr>
-              <w:t>Hotel at Bangkok</w:t>
-            </w:r>
-          </w:p>
-        </w:tc>
-        <w:tc>
-          <w:tcPr>
-            <w:tcW w:w="1492" w:type="dxa"/>
+              <w:t>The Pearl Hotel Phuket</w:t>
+            </w:r>
+          </w:p>
+        </w:tc>
+        <w:tc>
+          <w:tcPr>
+            <w:tcW w:w="1174" w:type="dxa"/>
             <w:shd w:val="clear" w:color="auto" w:fill="FFF2CC" w:themeFill="accent4" w:themeFillTint="33"/>
           </w:tcPr>
           <w:p>
@@ -824,13 +796,13 @@
               <w:rPr>
                 <w:lang w:val="en-US"/>
               </w:rPr>
-              <w:t>Breakfast and lunch</w:t>
-            </w:r>
-          </w:p>
-        </w:tc>
-        <w:tc>
-          <w:tcPr>
-            <w:tcW w:w="1500" w:type="dxa"/>
+              <w:t>1 (Double sharing)</w:t>
+            </w:r>
+          </w:p>
+        </w:tc>
+        <w:tc>
+          <w:tcPr>
+            <w:tcW w:w="1303" w:type="dxa"/>
             <w:shd w:val="clear" w:color="auto" w:fill="FFF2CC" w:themeFill="accent4" w:themeFillTint="33"/>
           </w:tcPr>
           <w:p>
@@ -843,152 +815,7 @@
               <w:rPr>
                 <w:lang w:val="en-US"/>
               </w:rPr>
-              <w:t>Feeding giraffe can be done by guest and pay on spot directly.</w:t>
-            </w:r>
-          </w:p>
-        </w:tc>
-      </w:tr>
-      <w:tr>
-        <w:trPr>
-          <w:trHeight w:val="1440"/>
-          <w:jc w:val="center"/>
-        </w:trPr>
-        <w:tc>
-          <w:tcPr>
-            <w:tcW w:w="1446" w:type="dxa"/>
-            <w:shd w:val="clear" w:color="auto" w:fill="FFE599" w:themeFill="accent4" w:themeFillTint="66"/>
-          </w:tcPr>
-          <w:p>
-            <w:pPr>
-              <w:rPr>
-                <w:lang w:val="en-US"/>
-              </w:rPr>
-            </w:pPr>
-            <w:r>
-              <w:rPr>
-                <w:lang w:val="en-US"/>
-              </w:rPr>
-              <w:t>5</w:t>
-            </w:r>
-          </w:p>
-        </w:tc>
-        <w:tc>
-          <w:tcPr>
-            <w:tcW w:w="1516" w:type="dxa"/>
-            <w:shd w:val="clear" w:color="auto" w:fill="FFE599" w:themeFill="accent4" w:themeFillTint="66"/>
-          </w:tcPr>
-          <w:p>
-            <w:pPr>
-              <w:rPr>
-                <w:lang w:val="en-US"/>
-              </w:rPr>
-            </w:pPr>
-            <w:r>
-              <w:rPr>
-                <w:lang w:val="en-US"/>
-              </w:rPr>
-              <w:t>Departure from Bangkok</w:t>
-            </w:r>
-            <w:r>
-              <w:rPr>
-                <w:lang w:val="en-US"/>
-              </w:rPr>
-              <w:t xml:space="preserve"> </w:t>
-            </w:r>
-          </w:p>
-          <w:p>
-            <w:pPr>
-              <w:rPr>
-                <w:lang w:val="en-US"/>
-              </w:rPr>
-            </w:pPr>
-            <w:r>
-              <w:rPr>
-                <w:lang w:val="en-US"/>
-              </w:rPr>
-              <w:t>Hotel to Airport</w:t>
-            </w:r>
-            <w:r>
-              <w:rPr>
-                <w:lang w:val="en-US"/>
-              </w:rPr>
-              <w:t xml:space="preserve"> (BKK)</w:t>
-            </w:r>
-          </w:p>
-        </w:tc>
-        <w:tc>
-          <w:tcPr>
-            <w:tcW w:w="1484" w:type="dxa"/>
-            <w:shd w:val="clear" w:color="auto" w:fill="FFE599" w:themeFill="accent4" w:themeFillTint="66"/>
-          </w:tcPr>
-          <w:p>
-            <w:pPr>
-              <w:rPr>
-                <w:lang w:val="en-US"/>
-              </w:rPr>
-            </w:pPr>
-            <w:r>
-              <w:rPr>
-                <w:lang w:val="en-US"/>
-              </w:rPr>
-              <w:t>Private</w:t>
-            </w:r>
-          </w:p>
-        </w:tc>
-        <w:tc>
-          <w:tcPr>
-            <w:tcW w:w="1756" w:type="dxa"/>
-            <w:shd w:val="clear" w:color="auto" w:fill="FFE599" w:themeFill="accent4" w:themeFillTint="66"/>
-          </w:tcPr>
-          <w:p>
-            <w:pPr>
-              <w:rPr>
-                <w:lang w:val="en-US"/>
-              </w:rPr>
-            </w:pPr>
-            <w:r>
-              <w:rPr>
-                <w:lang w:val="en-US"/>
-              </w:rPr>
-              <w:t>-</w:t>
-            </w:r>
-          </w:p>
-        </w:tc>
-        <w:tc>
-          <w:tcPr>
-            <w:tcW w:w="1492" w:type="dxa"/>
-            <w:shd w:val="clear" w:color="auto" w:fill="FFE599" w:themeFill="accent4" w:themeFillTint="66"/>
-          </w:tcPr>
-          <w:p>
-            <w:pPr>
-              <w:rPr>
-                <w:lang w:val="en-US"/>
-              </w:rPr>
-            </w:pPr>
-            <w:r>
-              <w:rPr>
-                <w:lang w:val="en-US"/>
-              </w:rPr>
-              <w:t>Breakfast</w:t>
-            </w:r>
-          </w:p>
-        </w:tc>
-        <w:tc>
-          <w:tcPr>
-            <w:tcW w:w="1500" w:type="dxa"/>
-            <w:shd w:val="clear" w:color="auto" w:fill="FFE599" w:themeFill="accent4" w:themeFillTint="66"/>
-          </w:tcPr>
-          <w:p>
-            <w:pPr>
-              <w:rPr>
-                <w:lang w:val="en-US"/>
-              </w:rPr>
-            </w:pPr>
-            <w:r>
-              <w:rPr>
-                <w:lang w:val="en-US"/>
-              </w:rPr>
-              <w:t>-</w:t>
+              <w:t>4 star</w:t>
             </w:r>
           </w:p>
         </w:tc>
@@ -1001,18 +828,103 @@
         </w:rPr>
       </w:pPr>
     </w:p>
+    <w:tbl>
+      <w:tblPr>
+        <w:tblStyle w:val="TableGrid"/>
+        <w:tblW w:w="0" w:type="auto"/>
+        <w:tblLook w:val="04A0" w:firstRow="1" w:lastRow="0" w:firstColumn="1" w:lastColumn="0" w:noHBand="0" w:noVBand="1"/>
+      </w:tblPr>
+      <w:tblGrid>
+        <w:gridCol w:w="4508"/>
+        <w:gridCol w:w="4508"/>
+      </w:tblGrid>
+      <w:tr>
+        <w:tc>
+          <w:tcPr>
+            <w:tcW w:w="4508" w:type="dxa"/>
+            <w:shd w:val="clear" w:color="auto" w:fill="FFD966" w:themeFill="accent4" w:themeFillTint="99"/>
+          </w:tcPr>
+          <w:p>
+            <w:pPr>
+              <w:rPr>
+                <w:lang w:val="en-US"/>
+              </w:rPr>
+            </w:pPr>
+            <w:r>
+              <w:rPr>
+                <w:lang w:val="en-US"/>
+              </w:rPr>
+              <w:t>Cost per person in INR</w:t>
+            </w:r>
+          </w:p>
+        </w:tc>
+        <w:tc>
+          <w:tcPr>
+            <w:tcW w:w="4508" w:type="dxa"/>
+            <w:shd w:val="clear" w:color="auto" w:fill="FFD966" w:themeFill="accent4" w:themeFillTint="99"/>
+          </w:tcPr>
+          <w:p>
+            <w:pPr>
+              <w:rPr>
+                <w:lang w:val="en-US"/>
+              </w:rPr>
+            </w:pPr>
+            <w:r>
+              <w:rPr>
+                <w:lang w:val="en-US"/>
+              </w:rPr>
+              <w:t>Total cost in INR</w:t>
+            </w:r>
+          </w:p>
+        </w:tc>
+      </w:tr>
+      <w:tr>
+        <w:tc>
+          <w:tcPr>
+            <w:tcW w:w="4508" w:type="dxa"/>
+            <w:shd w:val="clear" w:color="auto" w:fill="FFE599" w:themeFill="accent4" w:themeFillTint="66"/>
+          </w:tcPr>
+          <w:p>
+            <w:pPr>
+              <w:rPr>
+                <w:lang w:val="en-US"/>
+              </w:rPr>
+            </w:pPr>
+            <w:r>
+              <w:rPr>
+                <w:lang w:val="en-US"/>
+              </w:rPr>
+              <w:t>75,000</w:t>
+            </w:r>
+          </w:p>
+        </w:tc>
+        <w:tc>
+          <w:tcPr>
+            <w:tcW w:w="4508" w:type="dxa"/>
+            <w:shd w:val="clear" w:color="auto" w:fill="FFE599" w:themeFill="accent4" w:themeFillTint="66"/>
+          </w:tcPr>
+          <w:p>
+            <w:pPr>
+              <w:rPr>
+                <w:lang w:val="en-US"/>
+              </w:rPr>
+            </w:pPr>
+            <w:r>
+              <w:rPr>
+                <w:lang w:val="en-US"/>
+              </w:rPr>
+              <w:t>1,50,000</w:t>
+            </w:r>
+          </w:p>
+        </w:tc>
+      </w:tr>
+    </w:tbl>
     <w:p>
       <w:pPr>
         <w:rPr>
           <w:lang w:val="en-US"/>
         </w:rPr>
       </w:pPr>
-      <w:r>
-        <w:rPr>
-          <w:lang w:val="en-US"/>
-        </w:rPr>
-        <w:t>Regards,</w:t>
-      </w:r>
     </w:p>
     <w:p>
       <w:pPr>
@@ -1020,33 +932,11 @@
           <w:lang w:val="en-US"/>
         </w:rPr>
       </w:pPr>
-      <w:proofErr w:type="spellStart"/>
-      <w:r>
-        <w:rPr>
-          <w:lang w:val="en-US"/>
-        </w:rPr>
-        <w:t>Basavaraj</w:t>
-      </w:r>
-      <w:proofErr w:type="spellEnd"/>
-      <w:r>
-        <w:rPr>
-          <w:lang w:val="en-US"/>
-        </w:rPr>
-        <w:t xml:space="preserve"> </w:t>
-      </w:r>
-      <w:proofErr w:type="spellStart"/>
-      <w:r>
-        <w:rPr>
-          <w:lang w:val="en-US"/>
-        </w:rPr>
-        <w:t>Parshetti</w:t>
-      </w:r>
-      <w:proofErr w:type="spellEnd"/>
-      <w:r>
-        <w:rPr>
-          <w:lang w:val="en-US"/>
-        </w:rPr>
-        <w:t>,</w:t>
+      <w:r>
+        <w:rPr>
+          <w:lang w:val="en-US"/>
+        </w:rPr>
+        <w:t>Regards,</w:t>
       </w:r>
     </w:p>
     <w:p>
@@ -1055,6 +945,41 @@
           <w:lang w:val="en-US"/>
         </w:rPr>
       </w:pPr>
+      <w:proofErr w:type="spellStart"/>
+      <w:r>
+        <w:rPr>
+          <w:lang w:val="en-US"/>
+        </w:rPr>
+        <w:t>Basavaraj</w:t>
+      </w:r>
+      <w:proofErr w:type="spellEnd"/>
+      <w:r>
+        <w:rPr>
+          <w:lang w:val="en-US"/>
+        </w:rPr>
+        <w:t xml:space="preserve"> </w:t>
+      </w:r>
+      <w:proofErr w:type="spellStart"/>
+      <w:r>
+        <w:rPr>
+          <w:lang w:val="en-US"/>
+        </w:rPr>
+        <w:t>Parshetti</w:t>
+      </w:r>
+      <w:proofErr w:type="spellEnd"/>
+      <w:r>
+        <w:rPr>
+          <w:lang w:val="en-US"/>
+        </w:rPr>
+        <w:t>,</w:t>
+      </w:r>
+    </w:p>
+    <w:p>
+      <w:pPr>
+        <w:rPr>
+          <w:lang w:val="en-US"/>
+        </w:rPr>
+      </w:pPr>
       <w:r>
         <w:rPr>
           <w:lang w:val="en-US"/>
@@ -1068,8 +993,6 @@
         </w:rPr>
         <w:t>Holidayz</w:t>
       </w:r>
-      <w:bookmarkStart w:id="0" w:name="_GoBack"/>
-      <w:bookmarkEnd w:id="0"/>
       <w:proofErr w:type="spellEnd"/>
     </w:p>
     <w:sectPr>
